--- a/javoblar/008.docx
+++ b/javoblar/008.docx
@@ -174,7 +174,7 @@
         <w:spacing w:after="40"/>
       </w:pPr>
       <w:r>
-        <w:t xml:space="preserve">Umumiy va xususiy epidemiologiya. Oliy tibbiy ta'lim darsligi. — Toshkent: Tibbiyot nashriyoti. (Ichak infeksiyalari epidemiologiyasi va profilaktikasi.)</w:t>
+        <w:t xml:space="preserve">Mirtazayev O.M., Zuyeva L.P., Matnazarova G.S. Epidemiologiya. — Toshkent, 2016.</w:t>
       </w:r>
     </w:p>
     <w:p>
@@ -187,7 +187,7 @@
         <w:spacing w:after="40"/>
       </w:pPr>
       <w:r>
-        <w:t xml:space="preserve">World Health Organization. Cholera vaccines: WHO position paper; Food safety and waterborne disease prevention. URL: https://www.who.int</w:t>
+        <w:t xml:space="preserve">World Health Organization. Cholera vaccines: WHO position paper, 2017; Food and waterborne disease prevention. URL: https://www.who.int</w:t>
       </w:r>
     </w:p>
     <w:p>
@@ -200,7 +200,7 @@
         <w:spacing w:after="40"/>
       </w:pPr>
       <w:r>
-        <w:t xml:space="preserve">X. Komilov kutubxonasi materiallari (ochiq manba). URL: https://xayrullokomilov.uz/kutubxona</w:t>
+        <w:t xml:space="preserve">Heymann D.L. (ed.). Control of Communicable Diseases Manual, 20th ed. Washington: APHA.</w:t>
       </w:r>
     </w:p>
     <w:sectPr>

--- a/javoblar/008.docx
+++ b/javoblar/008.docx
@@ -5,163 +5,126 @@
     <w:p>
       <w:pPr>
         <w:pStyle w:val="Heading1"/>
-        <w:spacing w:after="200"/>
-      </w:pPr>
-      <w:r>
-        <w:t xml:space="preserve">8. Yuqumli ichak kasalliklariga qarshi kurashda eng muhim va samarali bo'lgan profilaktik va epidemiyaga qarshi chora-tadbirlar</w:t>
-      </w:r>
-    </w:p>
-    <w:p>
-      <w:pPr>
-        <w:spacing w:after="120"/>
-        <w:jc w:val="both"/>
-      </w:pPr>
-      <w:r>
-        <w:t xml:space="preserve">Yuqumli ichak kasalliklari (ich terlama, dizenteriya, salmonellyoz, vabo, virusli gepatit A, rotavirus infeksiyasi) — fekal-oral mexanizm orqali yuqadigan kasalliklar guruhi bo'lib, ular dunyo bo'ylab, ayniqsa issiq iqlimli mintaqalarda keng tarqalgan. Ularga qarshi kurashning asosi — yuqish mexanizmini uzishga qaratilgan sanitariya-gigiyenik tadbirlar hisoblanadi, chunki qo'zg'atuvchi suv, oziq-ovqat va maishiy omillar orqali tarqaladi. To'g'ri tashkil etilgan profilaktika ichak infeksiyalari kasallanish darajasini sezilarli pasaytirish imkonini beradi [1][2]. Bu kasalliklar guruhining umumiy epidemiologik xususiyati shundaki, infeksiya manbai odam (antroponozlar — ich terlama, dizenteriya, vabo) yoki hayvon (zoonozlar — salmonellyozning ayrim turlari) bo'lishi mumkin; qo'zg'atuvchi ajralish davri va tashuvchilik mavjudligi esa manbani nazorat qilishni murakkablashtiradi. Shuning uchun ichak infeksiyalariga qarshi strategiya faqat davolashga emas, balki ko'p qirrali profilaktikaga tayanishi shart. Jahon miqyosida xavfsiz suv va sanitariyaning yaxshilanishi aynan shu kasalliklar yukini keskin kamaytirgan asosiy omil bo'lgan [2].</w:t>
+        <w:spacing w:after="240"/>
+        <w:jc w:val="center"/>
+      </w:pPr>
+      <w:r>
+        <w:rPr>
+          <w:rFonts w:ascii="Times New Roman" w:cs="Times New Roman" w:eastAsia="Times New Roman" w:hAnsi="Times New Roman"/>
+          <w:b/>
+          <w:bCs/>
+          <w:sz w:val="28"/>
+          <w:szCs w:val="28"/>
+        </w:rPr>
+        <w:t xml:space="preserve">8. Epidemik jarayonning ta'rifi, kasallikning yuqish yo'liga qarab, epidemiyaga qarshi choralarning xususiyatlari</w:t>
       </w:r>
     </w:p>
     <w:p>
       <w:pPr>
         <w:pStyle w:val="Heading2"/>
-        <w:spacing w:after="80" w:before="160"/>
-      </w:pPr>
-      <w:r>
-        <w:t xml:space="preserve">Yuqish mexanizmi va asosiy yo'llar</w:t>
-      </w:r>
-    </w:p>
-    <w:p>
-      <w:pPr>
-        <w:spacing w:after="120"/>
-        <w:jc w:val="both"/>
-      </w:pPr>
-      <w:r>
-        <w:t xml:space="preserve">Fekal-oral mexanizm uch yo'l orqali amalga oshadi: suv yo'li (ifloslangan ichimlik suvi — vabo va ich terlama uchun xos), oziq-ovqat yo'li (ifloslangan sut, go'sht, sabzavot — salmonellyoz uchun xos) va maishiy-kontakt yo'li (iflos qo'llar, idish-tovoq, o'yinchoqlar — dizenteriya uchun xos). Pashsha mexanik tashuvchi sifatida qo'zg'atuvchini najasdan oziq-ovqatga o'tkazadi. Yetakchi yuqish yo'lini aniqlash epidemiyaga qarshi tadbirlarni to'g'ri yo'naltirish uchun zarur: masalan, suv yo'li epidemiyasida suv manbasini zudlik bilan nazorat qilish birinchi o'ringa chiqadi [1].</w:t>
+        <w:spacing w:after="100" w:before="200"/>
+      </w:pPr>
+      <w:r>
+        <w:rPr>
+          <w:rFonts w:ascii="Times New Roman" w:cs="Times New Roman" w:eastAsia="Times New Roman" w:hAnsi="Times New Roman"/>
+          <w:b/>
+          <w:bCs/>
+          <w:sz w:val="28"/>
+          <w:szCs w:val="28"/>
+        </w:rPr>
+        <w:t xml:space="preserve">Kirish</w:t>
+      </w:r>
+    </w:p>
+    <w:p>
+      <w:pPr>
+        <w:spacing w:after="120" w:line="276"/>
+        <w:ind w:firstLine="567"/>
+        <w:jc w:val="both"/>
+      </w:pPr>
+      <w:r>
+        <w:rPr>
+          <w:rFonts w:ascii="Times New Roman" w:cs="Times New Roman" w:eastAsia="Times New Roman" w:hAnsi="Times New Roman"/>
+          <w:sz w:val="28"/>
+          <w:szCs w:val="28"/>
+        </w:rPr>
+        <w:t xml:space="preserve">Yuqumli kasalliklarga qarshi kurashda chora-tadbirlar qo'zg'atuvchining odamdan odamga qanday o'tishiga qarab tanlanadi. Shu sababli epidemik jarayon tushunchasi va yuqish mexanizmlarini bilish epidemiyaga qarshi choralarni to'g'ri rejalashtirish uchun zarur [1, 2].</w:t>
       </w:r>
     </w:p>
     <w:p>
       <w:pPr>
         <w:pStyle w:val="Heading2"/>
-        <w:spacing w:after="80" w:before="160"/>
-      </w:pPr>
-      <w:r>
-        <w:t xml:space="preserve">Profilaktik chora-tadbirlar</w:t>
-      </w:r>
-    </w:p>
-    <w:p>
-      <w:pPr>
-        <w:spacing w:after="120"/>
-        <w:jc w:val="both"/>
-      </w:pPr>
-      <w:r>
-        <w:t xml:space="preserve">Ichak infeksiyalarining oldini olishda eng samarali profilaktik tadbirlar yuqish yo'llariga qaratiladi. Birinchi navbatda — aholini sifatli va xavfsiz ichimlik suvi bilan ta'minlash, suv ta'minoti tizimini va quduqlarni muntazam nazorat qilish, suvni xlorlash. Ikkinchidan — kanalizatsiya va axlat-chiqindilarni to'g'ri yig'ish va zararsizlantirish. Uchinchidan — oziq-ovqat xavfsizligi ustidan nazorat: ishlab chiqarish, saqlash, tashish va sotish bosqichlarida sanitariya qoidalariga rioya qilish, muzlatgich rejimini saqlash. To'rtinchidan — shaxsiy gigiyena madaniyatini targ'ib qilish, ayniqsa qo'l yuvish odatini shakllantirish [1][2].</w:t>
-      </w:r>
-    </w:p>
-    <w:p>
-      <w:pPr>
-        <w:spacing w:after="120"/>
-        <w:jc w:val="both"/>
-      </w:pPr>
-      <w:r>
-        <w:t xml:space="preserve">Alohida ahamiyatga ega chora — dekretlangan kontingent, ya'ni oziq-ovqat korxonalari, umumiy ovqatlanish, suv ta'minoti va bolalar muassasalari xodimlari ustidan muntazam tibbiy ko'rik va bakteriologik tekshiruv o'tkazishdir. Bu tashuvchilarni o'z vaqtida aniqlash va ularni ishdan chetlatish orqali infeksiya manbaini bartaraf etishga xizmat qiladi. Bog'cha va maktablarda sanitariya rejimiga rioya qilish, bolalarni gigiyenik ko'nikmalarga o'rgatish ham muhim profilaktik yo'nalishdir [1]. Profilaktik tadbirlar tarkibida sanitariya-targ'ibot ishlari alohida o'rin tutadi: aholiga qo'lni to'g'ri yuvish, mevalarni yuvib iste'mol qilish, qaynatilgan yoki tozalangan suv ichish, oziq-ovqatni to'g'ri saqlash qoidalarini tushuntirish kasallanishning oldini olishda arzon va yuqori samarali vositadir. Zamonaviy yondashuvda jamoat salomatligi kommunikatsiyasi va ommaviy axborot vositalaridan foydalanish gigiyenik xulq-atvorni shakllantirishning muhim mexanizmi hisoblanadi.</w:t>
+        <w:spacing w:after="100" w:before="200"/>
+      </w:pPr>
+      <w:r>
+        <w:rPr>
+          <w:rFonts w:ascii="Times New Roman" w:cs="Times New Roman" w:eastAsia="Times New Roman" w:hAnsi="Times New Roman"/>
+          <w:b/>
+          <w:bCs/>
+          <w:sz w:val="28"/>
+          <w:szCs w:val="28"/>
+        </w:rPr>
+        <w:t xml:space="preserve">Epidemik jarayonning ta'rifi</w:t>
+      </w:r>
+    </w:p>
+    <w:p>
+      <w:pPr>
+        <w:spacing w:after="120" w:line="276"/>
+        <w:ind w:firstLine="567"/>
+        <w:jc w:val="both"/>
+      </w:pPr>
+      <w:r>
+        <w:rPr>
+          <w:rFonts w:ascii="Times New Roman" w:cs="Times New Roman" w:eastAsia="Times New Roman" w:hAnsi="Times New Roman"/>
+          <w:sz w:val="28"/>
+          <w:szCs w:val="28"/>
+        </w:rPr>
+        <w:t xml:space="preserve">Darslikka ko'ra, epidemik jarayon parazit va xo'jayin populyatsiyalarining o'zaro munosabatini aks ettiruvchi infeksion holatlarning ko'pligi sifatida namoyon bo'ladi. Uning minimal tuzilmasi (elementar katakchasi) ketma-ket kelgan uch qismdan iborat: infeksiya manbai, yuqish mexanizmi va moyil organizm; biri uzilsa jarayon to'xtaydi [1]. Epidemik jarayonning uzluksizligi parazitni qabul qilgan odam organizmining yangi infeksiya manbaiga aylanishi bilan ta'minlanadi [1]. CDC adabiyotida xuddi shu tuzilma yuqish zanjiri deb ataladi: rezervuar, chiqish eshigi, yuqish usuli, kirish eshigi va moyil xo'jayin [2].</w:t>
       </w:r>
     </w:p>
     <w:p>
       <w:pPr>
         <w:pStyle w:val="Heading2"/>
-        <w:spacing w:after="80" w:before="160"/>
-      </w:pPr>
-      <w:r>
-        <w:t xml:space="preserve">Epidemiyaga qarshi (o'choqdagi) tadbirlar</w:t>
-      </w:r>
-    </w:p>
-    <w:p>
-      <w:pPr>
-        <w:spacing w:after="120"/>
-        <w:jc w:val="both"/>
-      </w:pPr>
-      <w:r>
-        <w:t xml:space="preserve">Ichak infeksiyasi o'chog'i aniqlanganda quyidagi tadbirlar amalga oshiriladi: bemorni aniqlash, ro'yxatga olish (shoshilinch xabarnoma) va ajratish (kasalxonaga yotqizish yoki uyda izolyatsiya); o'choqda joriy va yakuniy dezinfeksiya o'tkazish; bemor bilan muloqotda bo'lganlarni aniqlash, tibbiy kuzatuvga olish va bakteriologik tekshiruvdan o'tkazish; ko'rsatma bo'yicha shoshilinch profilaktika (bakteriofag, zarurat bo'lganda emlash). Shuningdek, o'choqda epidemiologik tekshiruv o'tkazilib, infeksiya manbai va yuqish omili aniqlanadi — bu keyingi tadbirlarning asosini tashkil etadi [1][2].</w:t>
-      </w:r>
-    </w:p>
-    <w:p>
-      <w:pPr>
-        <w:pStyle w:val="Heading2"/>
-        <w:spacing w:after="80" w:before="160"/>
-      </w:pPr>
-      <w:r>
-        <w:t xml:space="preserve">Maxsus profilaktika</w:t>
-      </w:r>
-    </w:p>
-    <w:p>
-      <w:pPr>
-        <w:spacing w:after="120"/>
-        <w:jc w:val="both"/>
-      </w:pPr>
-      <w:r>
-        <w:t xml:space="preserve">Ichak infeksiyalarining ayrimlariga qarshi maxsus (immunoprofilaktik) vositalar mavjud. Masalan, JSST tavsiyasiga ko'ra og'iz orqali qabul qilinadigan vabo vaksinalari yuqori xavfli hududlarda va epidemiya sharoitida qo'llaniladi [2]; virusli gepatit A va rotavirus infeksiyasiga qarshi ham samarali vaksinalar ishlab chiqilgan. Biroq ko'pchilik ichak infeksiyalarida (dizenteriya, salmonellyoz) maxsus profilaktika yetakchi emas yoki cheklangan, shuning uchun asosiy e'tibor baribir sanitariya-gigiyenik tadbirlarga qaratiladi. Immunprofilaktika faqat sanitariya choralarini to'ldiruvchi vosita sifatida qaraladi [2]. Shuningdek, shoshilinch ( favqulodda) profilaktikada bakteriofaglar — muayyan qo'zg'atuvchini yo'q qiluvchi viruslar qo'llanilishi mumkin; masalan, dizenteriya va ich terlama bakteriofaglari o'choqda muloqotda bo'lgan shaxslarga beriladi. Bu usul qo'zg'atuvchi aniq bo'lgan, chegaralangan o'choqlarda samarali bo'lib, antibiotiklarga chidamlilik muammosini keltirib chiqarmaydi. Shunday qilib, maxsus profilaktika vositalari sanitariya tadbirlari bilan uyg'un holda, aniq epidemiologik ko'rsatmalar asosida qo'llaniladi.</w:t>
-      </w:r>
-    </w:p>
-    <w:p>
-      <w:pPr>
-        <w:pStyle w:val="Heading2"/>
-        <w:spacing w:after="80" w:before="160"/>
-      </w:pPr>
-      <w:r>
-        <w:t xml:space="preserve">Tadbirlarning uch yo'nalishi</w:t>
-      </w:r>
-    </w:p>
-    <w:p>
-      <w:pPr>
-        <w:spacing w:after="120"/>
-        <w:jc w:val="both"/>
-      </w:pPr>
-      <w:r>
-        <w:t xml:space="preserve">Ichak infeksiyalariga qarshi barcha tadbirlarni uch an'anaviy yo'nalish bo'yicha tizimlashtirish mumkin. Infeksiya manbaiga qaratilgan tadbirlar: bemorlarni erta aniqlash, ajratish va davolash, tashuvchilarni bakteriologik tekshiruv orqali aniqlash va ularni dekretlangan ishlardan chetlatish. Yuqish mexanizmiga qaratilgan tadbirlar — eng asosiy yo'nalish: suv va oziq-ovqat xavfsizligi, kommunal sanitariya, dezinfeksiya va dezinseksiya. Qabul qiluvchan organizmga qaratilgan tadbirlar: ko'rsatma bo'yicha emlash va bakteriofag berish. Fekal-oral kasalliklarda aynan ikkinchi yo'nalish — yuqish yo'llarini uzish — hal qiluvchi ahamiyatga ega.</w:t>
-      </w:r>
-    </w:p>
-    <w:p>
-      <w:pPr>
-        <w:pStyle w:val="Heading2"/>
-        <w:spacing w:after="80" w:before="160"/>
-      </w:pPr>
-      <w:r>
-        <w:t xml:space="preserve">Mavsumiylik va O'zbekiston sharoiti</w:t>
-      </w:r>
-    </w:p>
-    <w:p>
-      <w:pPr>
-        <w:spacing w:after="120"/>
-        <w:jc w:val="both"/>
-      </w:pPr>
-      <w:r>
-        <w:t xml:space="preserve">Ichak infeksiyalari issiq iqlimda yozgi-kuzgi mavsumiylikka ega bo'lib, bu qo'zg'atuvchining tashqi muhitda yaxshi saqlanishi va pashsha faolligining ortishi bilan bog'liq. O'zbekiston sharoitida epidemik mavsum oldidan profilaktik tadbirlar majmuasi — suv manbalarini tekshirish, bozorlar va umumiy ovqatlanish shoxobchalarida nazoratni kuchaytirish, dezinseksiya (pashshaga qarshi kurash) va aholi o'rtasida sanitariya-targ'ibot ishlari — alohida rejalashtiriladi. (O'zbekistonga xos aniq kasallanish ko'rsatkichlari manbada tasdiqlanmagani uchun keltirilmadi.)</w:t>
-      </w:r>
-    </w:p>
-    <w:p>
-      <w:pPr>
-        <w:pStyle w:val="Heading2"/>
-        <w:spacing w:after="80" w:before="160"/>
-      </w:pPr>
-      <w:r>
-        <w:t xml:space="preserve">Xulosa</w:t>
-      </w:r>
-    </w:p>
-    <w:p>
-      <w:pPr>
-        <w:spacing w:after="120"/>
-        <w:jc w:val="both"/>
-      </w:pPr>
-      <w:r>
-        <w:t xml:space="preserve">Yuqumli ichak kasalliklariga qarshi kurashda eng muhim va samarali tadbirlar yuqish mexanizmini uzishga qaratilgan sanitariya-gigiyenik choralardir: xavfsiz suv ta'minoti, kanalizatsiya, oziq-ovqat xavfsizligi va shaxsiy gigiyena. O'choqda esa bemorni ajratish, joriy va yakuniy dezinfeksiya, muloqotda bo'lganlarni kuzatish va epidemiologik tekshiruv o'tkazish asosiy tadbirlar hisoblanadi. Maxsus profilaktika (vabo, gepatit A, rotavirusga qarshi vaksinalar) qo'shimcha, lekin cheklangan rol o'ynaydi. Shu bois ichak infeksiyalari profilaktikasi ko'p qirrali, kompleks yondashuvni, sektorlararo hamkorlikni va mavsumga qarab oldindan rejalashtirishni talab etadi.</w:t>
-      </w:r>
-    </w:p>
-    <w:p>
-      <w:pPr>
-        <w:pStyle w:val="Heading2"/>
-        <w:spacing w:after="80" w:before="220"/>
-      </w:pPr>
-      <w:r>
-        <w:t xml:space="preserve">Foydalanilgan adabiyotlar</w:t>
+        <w:spacing w:after="100" w:before="200"/>
+      </w:pPr>
+      <w:r>
+        <w:rPr>
+          <w:rFonts w:ascii="Times New Roman" w:cs="Times New Roman" w:eastAsia="Times New Roman" w:hAnsi="Times New Roman"/>
+          <w:b/>
+          <w:bCs/>
+          <w:sz w:val="28"/>
+          <w:szCs w:val="28"/>
+        </w:rPr>
+        <w:t xml:space="preserve">Yuqish mexanizmi va yo'llari</w:t>
+      </w:r>
+    </w:p>
+    <w:p>
+      <w:pPr>
+        <w:spacing w:after="120" w:line="276"/>
+        <w:ind w:firstLine="567"/>
+        <w:jc w:val="both"/>
+      </w:pPr>
+      <w:r>
+        <w:rPr>
+          <w:rFonts w:ascii="Times New Roman" w:cs="Times New Roman" w:eastAsia="Times New Roman" w:hAnsi="Times New Roman"/>
+          <w:sz w:val="28"/>
+          <w:szCs w:val="28"/>
+        </w:rPr>
+        <w:t xml:space="preserve">Yuqish mexanizmi qo'zg'atuvchining evolyutsion shakllangan tarqalish usuli bo'lib, parazit odamlarning yashash sharoitiga qancha moslashgan bo'lsa, populyatsiyada shuncha tez tarqaladi [1]. Zoonozlarda bitta qo'zg'atuvchi bir necha mexanizm orqali tarqalishi, asosiy va qo'shimcha mexanizmning ahamiyati esa sharoitga qarab o'zgarishi mumkin. Masalan, tulyaremiya tabiiy o'choqlarida asosan transmissiv mexanizm (ixod kanalari) ishlaydi, ammo ayrim sharoitlarda qo'zg'atuvchi oziq-ovqat va suv orqali ham yuqadi; hayvonlarda kuydirgi odatda ichak infeksiyasi, odamlarda esa 98–99% hollarda teri shaklida, ya'ni asosan kontakt yo'li bilan kechadi [1].</w:t>
+      </w:r>
+    </w:p>
+    <w:p>
+      <w:pPr>
+        <w:spacing w:after="120" w:line="276"/>
+        <w:ind w:firstLine="567"/>
+        <w:jc w:val="both"/>
+      </w:pPr>
+      <w:r>
+        <w:rPr>
+          <w:rFonts w:ascii="Times New Roman" w:cs="Times New Roman" w:eastAsia="Times New Roman" w:hAnsi="Times New Roman"/>
+          <w:sz w:val="28"/>
+          <w:szCs w:val="28"/>
+        </w:rPr>
+        <w:t xml:space="preserve">Asosiy mexanizmlar va ularga xos misollar quyidagicha [1, 2]:</w:t>
       </w:r>
     </w:p>
     <w:p>
@@ -171,10 +134,16 @@
           <w:ilvl w:val="0"/>
           <w:numId w:val="2"/>
         </w:numPr>
-        <w:spacing w:after="40"/>
-      </w:pPr>
-      <w:r>
-        <w:t xml:space="preserve">Mirtazayev O.M., Zuyeva L.P., Matnazarova G.S. Epidemiologiya. — Toshkent, 2016.</w:t>
+        <w:spacing w:after="60" w:line="276"/>
+        <w:jc w:val="both"/>
+      </w:pPr>
+      <w:r>
+        <w:rPr>
+          <w:rFonts w:ascii="Times New Roman" w:cs="Times New Roman" w:eastAsia="Times New Roman" w:hAnsi="Times New Roman"/>
+          <w:sz w:val="28"/>
+          <w:szCs w:val="28"/>
+        </w:rPr>
+        <w:t xml:space="preserve">Fekal-oral mexanizm: shigellyozlar oziq-ovqat, suv va maishiy aloqa yo'llari bilan tarqaladi; vabo asosan suv orqali, ayrim hollarda oziq-ovqat orqali yuqadi; virusli gepatit A qo'zg'atuvchisi suv va oziq-ovqat bilan og'iz orqali kiradi.</w:t>
       </w:r>
     </w:p>
     <w:p>
@@ -184,10 +153,16 @@
           <w:ilvl w:val="0"/>
           <w:numId w:val="2"/>
         </w:numPr>
-        <w:spacing w:after="40"/>
-      </w:pPr>
-      <w:r>
-        <w:t xml:space="preserve">World Health Organization. Cholera vaccines: WHO position paper, 2017; Food and waterborne disease prevention. URL: https://www.who.int</w:t>
+        <w:spacing w:after="60" w:line="276"/>
+        <w:jc w:val="both"/>
+      </w:pPr>
+      <w:r>
+        <w:rPr>
+          <w:rFonts w:ascii="Times New Roman" w:cs="Times New Roman" w:eastAsia="Times New Roman" w:hAnsi="Times New Roman"/>
+          <w:sz w:val="28"/>
+          <w:szCs w:val="28"/>
+        </w:rPr>
+        <w:t xml:space="preserve">Havo-tomchi (aerogen, aspiratsion, aerozol) mexanizm: qo'zg'atuvchilar nafas olish organlarida joylashganida ishga tushadi; havo faqat yuqish muhiti bo'lib xizmat qiladi.</w:t>
       </w:r>
     </w:p>
     <w:p>
@@ -197,15 +172,340 @@
           <w:ilvl w:val="0"/>
           <w:numId w:val="2"/>
         </w:numPr>
-        <w:spacing w:after="40"/>
-      </w:pPr>
-      <w:r>
-        <w:t xml:space="preserve">Heymann D.L. (ed.). Control of Communicable Diseases Manual, 20th ed. Washington: APHA.</w:t>
+        <w:spacing w:after="60" w:line="276"/>
+        <w:jc w:val="both"/>
+      </w:pPr>
+      <w:r>
+        <w:rPr>
+          <w:rFonts w:ascii="Times New Roman" w:cs="Times New Roman" w:eastAsia="Times New Roman" w:hAnsi="Times New Roman"/>
+          <w:sz w:val="28"/>
+          <w:szCs w:val="28"/>
+        </w:rPr>
+        <w:t xml:space="preserve">Transmissiv (qon orqali) mexanizm: yuqishda bo'g'imoyoqlilar — hasharotlar va kanalar qatnashadi.</w:t>
+      </w:r>
+    </w:p>
+    <w:p>
+      <w:pPr>
+        <w:pStyle w:val="ListParagraph"/>
+        <w:numPr>
+          <w:ilvl w:val="0"/>
+          <w:numId w:val="2"/>
+        </w:numPr>
+        <w:spacing w:after="60" w:line="276"/>
+        <w:jc w:val="both"/>
+      </w:pPr>
+      <w:r>
+        <w:rPr>
+          <w:rFonts w:ascii="Times New Roman" w:cs="Times New Roman" w:eastAsia="Times New Roman" w:hAnsi="Times New Roman"/>
+          <w:sz w:val="28"/>
+          <w:szCs w:val="28"/>
+        </w:rPr>
+        <w:t xml:space="preserve">Kontakt mexanizm: teri va shilliq qavatlar orqali, hayvonlarni parvarishlash yoki xom ashyo bilan ishlash chog'ida yuqadi.</w:t>
+      </w:r>
+    </w:p>
+    <w:p>
+      <w:pPr>
+        <w:spacing w:after="120" w:line="276"/>
+        <w:ind w:firstLine="567"/>
+        <w:jc w:val="both"/>
+      </w:pPr>
+      <w:r>
+        <w:rPr>
+          <w:rFonts w:ascii="Times New Roman" w:cs="Times New Roman" w:eastAsia="Times New Roman" w:hAnsi="Times New Roman"/>
+          <w:sz w:val="28"/>
+          <w:szCs w:val="28"/>
+        </w:rPr>
+        <w:t xml:space="preserve">Xalqaro tasnifda yuqish bevosita (aloqa, tomchi) va bilvosita (havo, vosita, vektor) turlarga bo'linadi; mexanik vektorlarga misol — Shigella'ni oyoqlarida tashuvchi pashshalar, biologik yuqishga misol — bezgak plazmodiysi [2].</w:t>
+      </w:r>
+    </w:p>
+    <w:p>
+      <w:pPr>
+        <w:pStyle w:val="Heading2"/>
+        <w:spacing w:after="100" w:before="200"/>
+      </w:pPr>
+      <w:r>
+        <w:rPr>
+          <w:rFonts w:ascii="Times New Roman" w:cs="Times New Roman" w:eastAsia="Times New Roman" w:hAnsi="Times New Roman"/>
+          <w:b/>
+          <w:bCs/>
+          <w:sz w:val="28"/>
+          <w:szCs w:val="28"/>
+        </w:rPr>
+        <w:t xml:space="preserve">Yuqish yo'liga qarab epidemiyaga qarshi choralarning xususiyatlari</w:t>
+      </w:r>
+    </w:p>
+    <w:p>
+      <w:pPr>
+        <w:spacing w:after="120" w:line="276"/>
+        <w:ind w:firstLine="567"/>
+        <w:jc w:val="both"/>
+      </w:pPr>
+      <w:r>
+        <w:rPr>
+          <w:rFonts w:ascii="Times New Roman" w:cs="Times New Roman" w:eastAsia="Times New Roman" w:hAnsi="Times New Roman"/>
+          <w:sz w:val="28"/>
+          <w:szCs w:val="28"/>
+        </w:rPr>
+        <w:t xml:space="preserve">Yuqish yo'llari va chiqish-kirish eshiklarini bilish nazorat choralarini aniqlash uchun asos beradi. Odatda choralar zanjirning aralashuvga eng sezgir bo'g'iniga qaratiladi [2]. Darslikdagi tizimlashtirishga ko'ra, epidemiyaga qarshi chora-tadbirlar uch yo'nalishda amalga oshiriladi: manbaga, yuqish yo'llariga va moyil jamoaga nisbatan [1].</w:t>
+      </w:r>
+    </w:p>
+    <w:p>
+      <w:pPr>
+        <w:pStyle w:val="ListParagraph"/>
+        <w:numPr>
+          <w:ilvl w:val="0"/>
+          <w:numId w:val="3"/>
+        </w:numPr>
+        <w:spacing w:after="60" w:line="276"/>
+        <w:jc w:val="both"/>
+      </w:pPr>
+      <w:r>
+        <w:rPr>
+          <w:rFonts w:ascii="Times New Roman" w:cs="Times New Roman" w:eastAsia="Times New Roman" w:hAnsi="Times New Roman"/>
+          <w:sz w:val="28"/>
+          <w:szCs w:val="28"/>
+        </w:rPr>
+        <w:t xml:space="preserve">Fekal-oral yuqishda asosiy e'tibor yuqish yo'llariga qaratiladi: umumsanitariya tadbirlari (suv ta'minoti, ovqatlanish, chiqindilarni olib chiqish), joriy va yakuniy dezinfeksiya, sanitariya-veterinariya tadbirlari. CDC tavsiyasiga ko'ra, fekal-oral yuqishning oldini olish uchun muhitni qayta tashkil etish va xulq-atvorni o'zgartirish (qo'l yuvish) yetakchi chora hisoblanadi [1, 2]. Darslikda ich terlama va virusli gepatit A bilan kasallanish darajasi suvni zararsizlantirish sifatiga to'liq bog'liqligi ta'kidlanadi [1].</w:t>
+      </w:r>
+    </w:p>
+    <w:p>
+      <w:pPr>
+        <w:pStyle w:val="ListParagraph"/>
+        <w:numPr>
+          <w:ilvl w:val="0"/>
+          <w:numId w:val="3"/>
+        </w:numPr>
+        <w:spacing w:after="60" w:line="276"/>
+        <w:jc w:val="both"/>
+      </w:pPr>
+      <w:r>
+        <w:rPr>
+          <w:rFonts w:ascii="Times New Roman" w:cs="Times New Roman" w:eastAsia="Times New Roman" w:hAnsi="Times New Roman"/>
+          <w:sz w:val="28"/>
+          <w:szCs w:val="28"/>
+        </w:rPr>
+        <w:t xml:space="preserve">Havo-tomchi yuqishda bemorni ajratish va izolyatsiya choralari muhim; ventilyatsiyani o'zgartirish, havoni filtrlash yoki ishlov berish kabi usullar ham qo'llanadi [2]. Darslikda aytilishicha, maxsus profilaktikasi bo'lmagan, boshqarib bo'lmaydigan havo-tomchi infeksiyalaridan aholi eng ko'p azob chekadi, emlash esa moyil organizmga ta'sir qiluvchi asosiy vosita (qizamiq, poliomielit misolida) hisoblanadi [1].</w:t>
+      </w:r>
+    </w:p>
+    <w:p>
+      <w:pPr>
+        <w:pStyle w:val="ListParagraph"/>
+        <w:numPr>
+          <w:ilvl w:val="0"/>
+          <w:numId w:val="3"/>
+        </w:numPr>
+        <w:spacing w:after="60" w:line="276"/>
+        <w:jc w:val="both"/>
+      </w:pPr>
+      <w:r>
+        <w:rPr>
+          <w:rFonts w:ascii="Times New Roman" w:cs="Times New Roman" w:eastAsia="Times New Roman" w:hAnsi="Times New Roman"/>
+          <w:sz w:val="28"/>
+          <w:szCs w:val="28"/>
+        </w:rPr>
+        <w:t xml:space="preserve">Transmissiv yuqishda vektor populyatsiyasini nazorat qilish, himoya kiyimi va repellentlardan foydalanish, tabiiy o'choqlarda epizootologik kuzatuv va deratizatsiya o'tkaziladi [1, 2].</w:t>
+      </w:r>
+    </w:p>
+    <w:p>
+      <w:pPr>
+        <w:pStyle w:val="ListParagraph"/>
+        <w:numPr>
+          <w:ilvl w:val="0"/>
+          <w:numId w:val="3"/>
+        </w:numPr>
+        <w:spacing w:after="60" w:line="276"/>
+        <w:jc w:val="both"/>
+      </w:pPr>
+      <w:r>
+        <w:rPr>
+          <w:rFonts w:ascii="Times New Roman" w:cs="Times New Roman" w:eastAsia="Times New Roman" w:hAnsi="Times New Roman"/>
+          <w:sz w:val="28"/>
+          <w:szCs w:val="28"/>
+        </w:rPr>
+        <w:t xml:space="preserve">Kontakt yuqishda bemor yoki hayvon bilan aloqani cheklash, joriy va yakuniy dezinfeksiya, shaxsiy himoya vositalari va sanitariya-veterinariya tadbirlari qo'llanadi [1, 2].</w:t>
+      </w:r>
+    </w:p>
+    <w:p>
+      <w:pPr>
+        <w:pStyle w:val="Heading2"/>
+        <w:spacing w:after="100" w:before="200"/>
+      </w:pPr>
+      <w:r>
+        <w:rPr>
+          <w:rFonts w:ascii="Times New Roman" w:cs="Times New Roman" w:eastAsia="Times New Roman" w:hAnsi="Times New Roman"/>
+          <w:b/>
+          <w:bCs/>
+          <w:sz w:val="28"/>
+          <w:szCs w:val="28"/>
+        </w:rPr>
+        <w:t xml:space="preserve">Kirish eshigini himoyalash va vektor nazoratining cheklovlari</w:t>
+      </w:r>
+    </w:p>
+    <w:p>
+      <w:pPr>
+        <w:spacing w:after="120" w:line="276"/>
+        <w:ind w:firstLine="567"/>
+        <w:jc w:val="both"/>
+      </w:pPr>
+      <w:r>
+        <w:rPr>
+          <w:rFonts w:ascii="Times New Roman" w:cs="Times New Roman" w:eastAsia="Times New Roman" w:hAnsi="Times New Roman"/>
+          <w:sz w:val="28"/>
+          <w:szCs w:val="28"/>
+        </w:rPr>
+        <w:t xml:space="preserve">Ayrim choralar qo'zg'atuvchining kirish eshigini himoya qiladi: malyariya bilan kasallangan hududlarda to'rli parda (bed net), tish shifokorining niqobi va qo'lqopi, Layme kasalligi va G'arbiy Nil isitmasining oldini olishda uzun yeng, uzun shim va repellentlar shular jumlasidandir [2]. Transmissiv infeksiyalarda vektor nazoratining cheklovlarini ham hisobga olish zarur: darslikka ko'ra, insektitsidlardan keng foydalanishdan ekologik va iqtisodiy sabablarga ko'ra amalda voz kechilgan, chunki ochiq tabiatda chivinlarni qirish imkonsiz, bo'g'imoyoqlilar populyatsiyasi esa 2–3 yildan keyin tiklanadi; insektitsidlarni mahalliy (aholi punktlari yaqinidagi kichik hududlarda) qo'llash esa inkor etilmaydi [1]. Kasalxona ichi infeksiyalarida qo'llarni yuvish va dezinfeksiya qilish hal qiluvchi: I. Zemmelveys 1847-yilda buni tahliliy epidemiologik tadqiqot bilan isbotlagan [1].</w:t>
+      </w:r>
+    </w:p>
+    <w:p>
+      <w:pPr>
+        <w:pStyle w:val="Heading2"/>
+        <w:spacing w:after="100" w:before="200"/>
+      </w:pPr>
+      <w:r>
+        <w:rPr>
+          <w:rFonts w:ascii="Times New Roman" w:cs="Times New Roman" w:eastAsia="Times New Roman" w:hAnsi="Times New Roman"/>
+          <w:b/>
+          <w:bCs/>
+          <w:sz w:val="28"/>
+          <w:szCs w:val="28"/>
+        </w:rPr>
+        <w:t xml:space="preserve">Dezinfeksiya, izolyatsiya va emlashning o'rni</w:t>
+      </w:r>
+    </w:p>
+    <w:p>
+      <w:pPr>
+        <w:spacing w:after="120" w:line="276"/>
+        <w:ind w:firstLine="567"/>
+        <w:jc w:val="both"/>
+      </w:pPr>
+      <w:r>
+        <w:rPr>
+          <w:rFonts w:ascii="Times New Roman" w:cs="Times New Roman" w:eastAsia="Times New Roman" w:hAnsi="Times New Roman"/>
+          <w:sz w:val="28"/>
+          <w:szCs w:val="28"/>
+        </w:rPr>
+        <w:t xml:space="preserve">Darslikda dezinfeksiya strategiyasi o'zgarib, o'choqlarda barcha obyektlarni ommaviy zararsizlantirish o'rniga faqat yuqish omili bo'lishi mumkin bo'lgan buyumlar dezinfeksiya qilinishi qayd etilgan. Qo'zg'atuvchi tashqi muhitda chidamsiz bo'lsa, tashqi muhitni zararsizlantirish zarurati yo'qoladi; populyatsion tadqiqotlar qizamiq va meningokokk infeksiyasida dezinfeksiyaning foydasizligini ko'rsatgan, difteriya o'choqlarida uning maqsadga muvofiqligi haqida ishonchli ma'lumot yo'q [1].</w:t>
+      </w:r>
+    </w:p>
+    <w:p>
+      <w:pPr>
+        <w:spacing w:after="120" w:line="276"/>
+        <w:ind w:firstLine="567"/>
+        <w:jc w:val="both"/>
+      </w:pPr>
+      <w:r>
+        <w:rPr>
+          <w:rFonts w:ascii="Times New Roman" w:cs="Times New Roman" w:eastAsia="Times New Roman" w:hAnsi="Times New Roman"/>
+          <w:sz w:val="28"/>
+          <w:szCs w:val="28"/>
+        </w:rPr>
+        <w:t xml:space="preserve">Izolyatsiya birinchi zanjirga qaratilgan chora, himoya (protektiv) izolyatsiya esa uchinchi zanjirga qaratiladi; barcha yuqumli kasalliklar ham izolyatsiyani talab qilmaydi, ayrim holatlarda (A guruh streptokokklari, meningokokk, Haemophilus influenzae) samarali davo boshlangach 24 soatdan keyin izolyatsiyani to'xtatish mumkin [1]. Moyil jamoaga nisbatan chora — reja bo'yicha va epidemik ko'rsatmalar bo'yicha emlash hamda shoshilinch profilaktika [1]. O'zbekiston qonunchiligiga ko'ra o'choqlarda gumon qilinganlarni aniqlash, ajratish va kasalxonaga yotqizish, muloqotda bo'lganlarni laboratoriya tekshiruvidan o'tkazish va tibbiy kuzatuv, shuningdek yuqish yo'llari va omillarini aniqlash choralari o'tkaziladi [3].</w:t>
+      </w:r>
+    </w:p>
+    <w:p>
+      <w:pPr>
+        <w:pStyle w:val="Heading2"/>
+        <w:spacing w:after="100" w:before="200"/>
+      </w:pPr>
+      <w:r>
+        <w:rPr>
+          <w:rFonts w:ascii="Times New Roman" w:cs="Times New Roman" w:eastAsia="Times New Roman" w:hAnsi="Times New Roman"/>
+          <w:b/>
+          <w:bCs/>
+          <w:sz w:val="28"/>
+          <w:szCs w:val="28"/>
+        </w:rPr>
+        <w:t xml:space="preserve">Xulosa</w:t>
+      </w:r>
+    </w:p>
+    <w:p>
+      <w:pPr>
+        <w:spacing w:after="120" w:line="276"/>
+        <w:ind w:firstLine="567"/>
+        <w:jc w:val="both"/>
+      </w:pPr>
+      <w:r>
+        <w:rPr>
+          <w:rFonts w:ascii="Times New Roman" w:cs="Times New Roman" w:eastAsia="Times New Roman" w:hAnsi="Times New Roman"/>
+          <w:sz w:val="28"/>
+          <w:szCs w:val="28"/>
+        </w:rPr>
+        <w:t xml:space="preserve">Epidemik jarayon manba, yuqish mexanizmi va moyil organizmdan iborat uzluksiz zanjir bo'lib, epidemiyaga qarshi choralarning xususiyati birinchi navbatda yuqish mexanizmi bilan belgilanadi: fekal-oral yo'lda sanitariya va dezinfeksiya, havo-tomchida izolyatsiya va emlash, transmissiv yo'lda vektor nazorati, kontaktda aloqani cheklash va shaxsiy himoya. Chora-tadbirlar epidemiologik tashxis natijalariga tayanib, aniq o'choq sharoitiga moslab tanlanadi [1]. Darslikda ta'kidlanishicha, agar samarali vositalar yetarli bo'lmasa uchala yo'nalishda ham ish olib borish mumkin, ammo bu kuch va vositalarning befoyda sarflanishiga olib kelishi ehtimoli bor; shuning uchun imkon bo'lsa, eng samarali vositalar mavjud bir yoki ikki yo'nalishga e'tibor jamlanadi. Profilaktika va epidemiyaga qarshi ish rejalashtirilishi, rejada muddatlar, mas'ul ijrochilar hamda ma'muriy va moddiy ta'minot ko'rsatilishi shart [1].</w:t>
+      </w:r>
+    </w:p>
+    <w:p>
+      <w:pPr>
+        <w:pStyle w:val="Heading2"/>
+        <w:spacing w:after="100" w:before="280"/>
+      </w:pPr>
+      <w:r>
+        <w:rPr>
+          <w:rFonts w:ascii="Times New Roman" w:cs="Times New Roman" w:eastAsia="Times New Roman" w:hAnsi="Times New Roman"/>
+          <w:b/>
+          <w:bCs/>
+          <w:sz w:val="28"/>
+          <w:szCs w:val="28"/>
+        </w:rPr>
+        <w:t xml:space="preserve">Foydalanilgan adabiyotlar</w:t>
+      </w:r>
+    </w:p>
+    <w:p>
+      <w:pPr>
+        <w:pStyle w:val="ListParagraph"/>
+        <w:numPr>
+          <w:ilvl w:val="0"/>
+          <w:numId w:val="4"/>
+        </w:numPr>
+        <w:spacing w:after="80" w:line="260"/>
+      </w:pPr>
+      <w:r>
+        <w:rPr>
+          <w:rFonts w:ascii="Times New Roman" w:cs="Times New Roman" w:eastAsia="Times New Roman" w:hAnsi="Times New Roman"/>
+          <w:sz w:val="28"/>
+          <w:szCs w:val="28"/>
+        </w:rPr>
+        <w:t xml:space="preserve">Mirtazayev O.M., Zueva L.P., Matnazarova G.S. Epidemiologiya (darslik). Toshkent, 2016. 9-bob (96–101-betlar), 15-bob (151–155-betlar), 17-bob, izolyatsiya bo'limi (553–554-betlar). Manba: xayrullokomilov.uz/kutubxona, material № 2356 (matn kirill yozuvida).</w:t>
+      </w:r>
+    </w:p>
+    <w:p>
+      <w:pPr>
+        <w:pStyle w:val="ListParagraph"/>
+        <w:numPr>
+          <w:ilvl w:val="0"/>
+          <w:numId w:val="4"/>
+        </w:numPr>
+        <w:spacing w:after="80" w:line="260"/>
+      </w:pPr>
+      <w:r>
+        <w:rPr>
+          <w:rFonts w:ascii="Times New Roman" w:cs="Times New Roman" w:eastAsia="Times New Roman" w:hAnsi="Times New Roman"/>
+          <w:sz w:val="28"/>
+          <w:szCs w:val="28"/>
+        </w:rPr>
+        <w:t xml:space="preserve">CDC. Principles of Epidemiology in Public Health Practice (SS1978), Lesson 1, Section 10: Chain of Infection. URL: https://archive.cdc.gov/www_cdc_gov/csels/dsepd/ss1978/lesson1/section10.html (kirilgan sana: 30.10.2026).</w:t>
+      </w:r>
+    </w:p>
+    <w:p>
+      <w:pPr>
+        <w:pStyle w:val="ListParagraph"/>
+        <w:numPr>
+          <w:ilvl w:val="0"/>
+          <w:numId w:val="4"/>
+        </w:numPr>
+        <w:spacing w:after="80" w:line="260"/>
+      </w:pPr>
+      <w:r>
+        <w:rPr>
+          <w:rFonts w:ascii="Times New Roman" w:cs="Times New Roman" w:eastAsia="Times New Roman" w:hAnsi="Times New Roman"/>
+          <w:sz w:val="28"/>
+          <w:szCs w:val="28"/>
+        </w:rPr>
+        <w:t xml:space="preserve">O'zbekiston Respublikasining "Aholining sanitariya-epidemiologik osoyishtaligi to'g'risida"gi Qonuni (Qonunchilik palatasi 2015-yil 15-iyulda qabul qilgan, Senat 2015-yil 6-avgustda ma'qullagan), 32-modda. URL: https://lex.uz/docs/2732587. Manba: xayrullokomilov.uz/kutubxona, material № 201 (matn kirill yozuvida; qonunning asosiy raqami matnda ko'rsatilmagan — tasdiqlanmagan).</w:t>
       </w:r>
     </w:p>
     <w:sectPr>
       <w:pgSz w:w="11906" w:h="16838" w:orient="portrait"/>
-      <w:pgMar w:top="1134" w:right="850" w:bottom="1134" w:left="1418" w:header="708" w:footer="708" w:gutter="0"/>
+      <w:pgMar w:top="1134" w:right="850" w:bottom="1134" w:left="1701" w:header="708" w:footer="708" w:gutter="0"/>
       <w:pgNumType/>
       <w:docGrid w:linePitch="360"/>
     </w:sectPr>
@@ -377,12 +677,17 @@
     <w:multiLevelType w:val="hybridMultilevel"/>
     <w:lvl w:ilvl="0" w:tentative="1">
       <w:start w:val="1"/>
-      <w:numFmt w:val="bullet"/>
-      <w:lvlText w:val="•"/>
+      <w:numFmt w:val="decimal"/>
+      <w:lvlText w:val="[%1]"/>
       <w:lvlJc w:val="left"/>
       <w:pPr>
-        <w:ind w:left="576" w:hanging="316"/>
-      </w:pPr>
+        <w:ind w:left="720" w:hanging="720"/>
+      </w:pPr>
+      <w:rPr>
+        <w:rFonts w:ascii="Times New Roman" w:cs="Times New Roman" w:eastAsia="Times New Roman" w:hAnsi="Times New Roman"/>
+        <w:sz w:val="28"/>
+        <w:szCs w:val="28"/>
+      </w:rPr>
     </w:lvl>
   </w:abstractNum>
   <w:abstractNum w:abstractNumId="3" w15:restartNumberingAfterBreak="0">
@@ -390,11 +695,16 @@
     <w:lvl w:ilvl="0" w:tentative="1">
       <w:start w:val="1"/>
       <w:numFmt w:val="decimal"/>
-      <w:lvlText w:val="%1."/>
+      <w:lvlText w:val="%1)"/>
       <w:lvlJc w:val="left"/>
       <w:pPr>
-        <w:ind w:left="576" w:hanging="316"/>
-      </w:pPr>
+        <w:ind w:left="851" w:hanging="425"/>
+      </w:pPr>
+      <w:rPr>
+        <w:rFonts w:ascii="Times New Roman" w:cs="Times New Roman" w:eastAsia="Times New Roman" w:hAnsi="Times New Roman"/>
+        <w:sz w:val="28"/>
+        <w:szCs w:val="28"/>
+      </w:rPr>
     </w:lvl>
   </w:abstractNum>
   <w:abstractNum w:abstractNumId="4" w15:restartNumberingAfterBreak="0">
@@ -402,11 +712,16 @@
     <w:lvl w:ilvl="0" w:tentative="1">
       <w:start w:val="1"/>
       <w:numFmt w:val="decimal"/>
-      <w:lvlText w:val="%1."/>
+      <w:lvlText w:val="%1)"/>
       <w:lvlJc w:val="left"/>
       <w:pPr>
-        <w:ind w:left="576" w:hanging="316"/>
-      </w:pPr>
+        <w:ind w:left="851" w:hanging="425"/>
+      </w:pPr>
+      <w:rPr>
+        <w:rFonts w:ascii="Times New Roman" w:cs="Times New Roman" w:eastAsia="Times New Roman" w:hAnsi="Times New Roman"/>
+        <w:sz w:val="28"/>
+        <w:szCs w:val="28"/>
+      </w:rPr>
     </w:lvl>
   </w:abstractNum>
   <w:num w:numId="1">
@@ -416,7 +731,19 @@
     </w:lvlOverride>
   </w:num>
   <w:num w:numId="2">
+    <w:abstractNumId w:val="3"/>
+    <w:lvlOverride w:ilvl="0">
+      <w:startOverride w:val="1"/>
+    </w:lvlOverride>
+  </w:num>
+  <w:num w:numId="3">
     <w:abstractNumId w:val="4"/>
+    <w:lvlOverride w:ilvl="0">
+      <w:startOverride w:val="1"/>
+    </w:lvlOverride>
+  </w:num>
+  <w:num w:numId="4">
+    <w:abstractNumId w:val="2"/>
     <w:lvlOverride w:ilvl="0">
       <w:startOverride w:val="1"/>
     </w:lvlOverride>
@@ -430,8 +757,8 @@
     <w:rPrDefault>
       <w:rPr>
         <w:rFonts w:ascii="Times New Roman" w:cs="Times New Roman" w:eastAsia="Times New Roman" w:hAnsi="Times New Roman"/>
-        <w:sz w:val="24"/>
-        <w:szCs w:val="24"/>
+        <w:sz w:val="28"/>
+        <w:szCs w:val="28"/>
       </w:rPr>
     </w:rPrDefault>
     <w:pPrDefault/>
@@ -566,7 +893,7 @@
     <w:unhideWhenUsed/>
     <w:pPr>
       <w:spacing w:after="100"/>
-      <w:ind w:left="240"/>
+      <w:ind w:left="280"/>
     </w:pPr>
   </w:style>
   <w:style w:type="paragraph" w:styleId="TOC3">
@@ -578,7 +905,7 @@
     <w:unhideWhenUsed/>
     <w:pPr>
       <w:spacing w:after="100"/>
-      <w:ind w:left="480"/>
+      <w:ind w:left="560"/>
     </w:pPr>
   </w:style>
   <w:style w:type="paragraph" w:styleId="TOC4">
@@ -590,7 +917,7 @@
     <w:unhideWhenUsed/>
     <w:pPr>
       <w:spacing w:after="100"/>
-      <w:ind w:left="720"/>
+      <w:ind w:left="840"/>
     </w:pPr>
   </w:style>
   <w:style w:type="paragraph" w:styleId="TOC5">
@@ -602,7 +929,7 @@
     <w:unhideWhenUsed/>
     <w:pPr>
       <w:spacing w:after="100"/>
-      <w:ind w:left="960"/>
+      <w:ind w:left="1120"/>
     </w:pPr>
   </w:style>
   <w:style w:type="paragraph" w:styleId="TOC6">
@@ -614,23 +941,11 @@
     <w:unhideWhenUsed/>
     <w:pPr>
       <w:spacing w:after="100"/>
-      <w:ind w:left="1200"/>
+      <w:ind w:left="1400"/>
     </w:pPr>
   </w:style>
   <w:style w:type="paragraph" w:styleId="TOC7">
     <w:name w:val="toc 7"/>
-    <w:basedOn w:val="Normal"/>
-    <w:next w:val="Normal"/>
-    <w:uiPriority w:val="39"/>
-    <w:semiHidden/>
-    <w:unhideWhenUsed/>
-    <w:pPr>
-      <w:spacing w:after="100"/>
-      <w:ind w:left="1440"/>
-    </w:pPr>
-  </w:style>
-  <w:style w:type="paragraph" w:styleId="TOC8">
-    <w:name w:val="toc 8"/>
     <w:basedOn w:val="Normal"/>
     <w:next w:val="Normal"/>
     <w:uiPriority w:val="39"/>
@@ -641,6 +956,18 @@
       <w:ind w:left="1680"/>
     </w:pPr>
   </w:style>
+  <w:style w:type="paragraph" w:styleId="TOC8">
+    <w:name w:val="toc 8"/>
+    <w:basedOn w:val="Normal"/>
+    <w:next w:val="Normal"/>
+    <w:uiPriority w:val="39"/>
+    <w:semiHidden/>
+    <w:unhideWhenUsed/>
+    <w:pPr>
+      <w:spacing w:after="100"/>
+      <w:ind w:left="1960"/>
+    </w:pPr>
+  </w:style>
   <w:style w:type="paragraph" w:styleId="TOC9">
     <w:name w:val="toc 9"/>
     <w:basedOn w:val="Normal"/>
@@ -650,7 +977,7 @@
     <w:unhideWhenUsed/>
     <w:pPr>
       <w:spacing w:after="100"/>
-      <w:ind w:left="1920"/>
+      <w:ind w:left="2240"/>
     </w:pPr>
   </w:style>
   <w:style w:type="character" w:styleId="Hyperlink">
@@ -750,15 +1077,16 @@
     <w:next w:val="Normal"/>
     <w:qFormat/>
     <w:pPr>
-      <w:spacing w:after="200"/>
-      <w:jc w:val="center"/>
+      <w:spacing w:after="240" w:before="0"/>
+      <w:outlineLvl w:val="0"/>
     </w:pPr>
     <w:rPr>
       <w:rFonts w:ascii="Times New Roman" w:cs="Times New Roman" w:eastAsia="Times New Roman" w:hAnsi="Times New Roman"/>
       <w:b/>
       <w:bCs/>
-      <w:sz w:val="28"/>
-      <w:szCs w:val="28"/>
+      <w:color w:val="000000"/>
+      <w:sz w:val="30"/>
+      <w:szCs w:val="30"/>
     </w:rPr>
   </w:style>
   <w:style w:type="paragraph" w:styleId="Heading2">
@@ -766,12 +1094,17 @@
     <w:basedOn w:val="Normal"/>
     <w:next w:val="Normal"/>
     <w:qFormat/>
+    <w:pPr>
+      <w:spacing w:after="100" w:before="200"/>
+      <w:outlineLvl w:val="1"/>
+    </w:pPr>
     <w:rPr>
       <w:rFonts w:ascii="Times New Roman" w:cs="Times New Roman" w:eastAsia="Times New Roman" w:hAnsi="Times New Roman"/>
       <w:b/>
       <w:bCs/>
-      <w:sz w:val="26"/>
-      <w:szCs w:val="26"/>
+      <w:color w:val="000000"/>
+      <w:sz w:val="28"/>
+      <w:szCs w:val="28"/>
     </w:rPr>
   </w:style>
 </w:styles>

--- a/javoblar/008.docx
+++ b/javoblar/008.docx
@@ -430,7 +430,7 @@
           <w:sz w:val="28"/>
           <w:szCs w:val="28"/>
         </w:rPr>
-        <w:t xml:space="preserve">Epidemik jarayon manba, yuqish mexanizmi va moyil organizmdan iborat uzluksiz zanjir bo'lib, epidemiyaga qarshi choralarning xususiyati birinchi navbatda yuqish mexanizmi bilan belgilanadi: fekal-oral yo'lda sanitariya va dezinfeksiya, havo-tomchida izolyatsiya va emlash, transmissiv yo'lda vektor nazorati, kontaktda aloqani cheklash va shaxsiy himoya. Chora-tadbirlar epidemiologik tashxis natijalariga tayanib, aniq o'choq sharoitiga moslab tanlanadi [1]. Darslikda ta'kidlanishicha, agar samarali vositalar yetarli bo'lmasa uchala yo'nalishda ham ish olib borish mumkin, ammo bu kuch va vositalarning befoyda sarflanishiga olib kelishi ehtimoli bor; shuning uchun imkon bo'lsa, eng samarali vositalar mavjud bir yoki ikki yo'nalishga e'tibor jamlanadi. Profilaktika va epidemiyaga qarshi ish rejalashtirilishi, rejada muddatlar, mas'ul ijrochilar hamda ma'muriy va moddiy ta'minot ko'rsatilishi shart [1].</w:t>
+        <w:t xml:space="preserve">Epidemik jarayon manba, yuqish mexanizmi va moyil organizmdan iborat uzluksiz zanjir bo'lib, epidemiyaga qarshi choralarning xususiyati birinchi navbatda yuqish mexanizmi bilan belgilanadi: fekal-oral yo'lda sanitariya va dezinfeksiya, havo-tomchida izolyatsiya va emlash, transmissiv yo'lda vektor nazorati, kontaktda aloqani cheklash va shaxsiy himoya. Chora-tadbirlar epidemiologik tashxis natijalariga tayanib, aniq o'choq sharoitiga moslab tanlanadi [1]. Darslikda ta'kidlanishicha, agar samarali vositalar yetarli bo'lmasa uchala yo'nalishda ham ish olib borish mumkin, ammo bu kuch va vositalarning befoyda sarflanishiga olib kelishi ehtimoli bor; shuning uchun imkon bo'lsa, eng samarali vositalar mavjud bir yoki ikki yo'nalishga e'tibor jamlanadi. Profilaktika va epidemiyaga qarshi ish rejalashtirilishi, rejada muddatlar, mas'ul ijrochilar hamda ma'muriy va moddiy ta'minot ko'rsatilishi shart [1]. Fekal-oral yo'lda yuqishning oldini olishda xavfsiz ichimlik suvi, yaxshilangan sanitariya va sovun bilan qo'l yuvish asosiy chora hisoblanadi [4]. Dezinfeksiya turlari (profilaktik, joriy, o'choqli) va ularning o'tkazilish shartlari SanQvaN № 0090-25 da belgilangan [5].</w:t>
       </w:r>
     </w:p>
     <w:p>
@@ -501,6 +501,42 @@
           <w:szCs w:val="28"/>
         </w:rPr>
         <w:t xml:space="preserve">O'zbekiston Respublikasining "Aholining sanitariya-epidemiologik osoyishtaligi to'g'risida"gi Qonuni (Qonunchilik palatasi 2015-yil 15-iyulda qabul qilgan, Senat 2015-yil 6-avgustda ma'qullagan), 32-modda. URL: https://lex.uz/docs/2732587. Manba: xayrullokomilov.uz/kutubxona, material № 201 (matn kirill yozuvida; qonunning asosiy raqami matnda ko'rsatilmagan — tasdiqlanmagan).</w:t>
+      </w:r>
+    </w:p>
+    <w:p>
+      <w:pPr>
+        <w:pStyle w:val="ListParagraph"/>
+        <w:numPr>
+          <w:ilvl w:val="0"/>
+          <w:numId w:val="4"/>
+        </w:numPr>
+        <w:spacing w:after="80" w:line="260"/>
+      </w:pPr>
+      <w:r>
+        <w:rPr>
+          <w:rFonts w:ascii="Times New Roman" w:cs="Times New Roman" w:eastAsia="Times New Roman" w:hAnsi="Times New Roman"/>
+          <w:sz w:val="28"/>
+          <w:szCs w:val="28"/>
+        </w:rPr>
+        <w:t xml:space="preserve">World Health Organization. Diarrhoeal disease (fact sheet). URL: https://www.who.int/news-room/fact-sheets/detail/diarrhoeal-disease (kirilgan sana: 30.10.2026).</w:t>
+      </w:r>
+    </w:p>
+    <w:p>
+      <w:pPr>
+        <w:pStyle w:val="ListParagraph"/>
+        <w:numPr>
+          <w:ilvl w:val="0"/>
+          <w:numId w:val="4"/>
+        </w:numPr>
+        <w:spacing w:after="80" w:line="260"/>
+      </w:pPr>
+      <w:r>
+        <w:rPr>
+          <w:rFonts w:ascii="Times New Roman" w:cs="Times New Roman" w:eastAsia="Times New Roman" w:hAnsi="Times New Roman"/>
+          <w:sz w:val="28"/>
+          <w:szCs w:val="28"/>
+        </w:rPr>
+        <w:t xml:space="preserve">SanQvaN № 0090-25 (SEO va JS qo'mitasi qarori, Toshkent, 05.05.2025, № 8; Adliya vazirligida 03.06.2025-yilda 350-raqam bilan ro'yxatga olingan), 1-bob. URL: https://lex.uz/en/docs/-7556121. Manba: xayrullokomilov.uz/kutubxona, material № 660.</w:t>
       </w:r>
     </w:p>
     <w:sectPr>
